--- a/Course/7 Weekly Plan - Homework and Consolidation (Year 12)/Week 02 (07 Sep) - 1.1.1 CPU and FDE/1 Homework 1.1.1 (typeable).docx
+++ b/Course/7 Weekly Plan - Homework and Consolidation (Year 12)/Week 02 (07 Sep) - 1.1.1 CPU and FDE/1 Homework 1.1.1 (typeable).docx
@@ -109,38 +109,32 @@
         <w:t>(AO1)</w:t>
       </w:r>
     </w:p>
-    <w:p>
-      <w:pPr>
-        <w:spacing w:before="260"/>
-        <w:pBdr>
-          <w:bottom w:val="single" w:sz="4" w:space="1" w:color="AAB4C0"/>
-        </w:pBdr>
-      </w:pPr>
-    </w:p>
-    <w:p>
-      <w:pPr>
-        <w:spacing w:before="260"/>
-        <w:pBdr>
-          <w:bottom w:val="single" w:sz="4" w:space="1" w:color="AAB4C0"/>
-        </w:pBdr>
-      </w:pPr>
-    </w:p>
-    <w:p>
-      <w:pPr>
-        <w:spacing w:before="260"/>
-        <w:pBdr>
-          <w:bottom w:val="single" w:sz="4" w:space="1" w:color="AAB4C0"/>
-        </w:pBdr>
-      </w:pPr>
-    </w:p>
-    <w:p>
-      <w:pPr>
-        <w:spacing w:before="260"/>
-        <w:pBdr>
-          <w:bottom w:val="single" w:sz="4" w:space="1" w:color="AAB4C0"/>
-        </w:pBdr>
-      </w:pPr>
-    </w:p>
+    <w:tbl>
+      <w:tblPr>
+        <w:tblStyle w:val="TableGrid"/>
+        <w:tblW w:type="auto" w:w="0"/>
+        <w:tblLook w:firstColumn="1" w:firstRow="1" w:lastColumn="0" w:lastRow="0" w:noHBand="0" w:noVBand="1" w:val="04A0"/>
+      </w:tblPr>
+      <w:tblGrid>
+        <w:gridCol w:w="8640"/>
+      </w:tblGrid>
+      <w:tr>
+        <w:trPr>
+          <w:trHeight w:val="1360" w:hRule="atLeast"/>
+        </w:trPr>
+        <w:tc>
+          <w:tcPr>
+            <w:tcW w:type="dxa" w:w="8640"/>
+          </w:tcPr>
+          <w:p>
+            <w:pPr>
+              <w:spacing w:before="40"/>
+            </w:pPr>
+          </w:p>
+        </w:tc>
+      </w:tr>
+    </w:tbl>
+    <w:p/>
     <w:p>
       <w:pPr>
         <w:pStyle w:val="ListBullet"/>
@@ -242,30 +236,32 @@
         <w:t>(AO1)</w:t>
       </w:r>
     </w:p>
-    <w:p>
-      <w:pPr>
-        <w:spacing w:before="260"/>
-        <w:pBdr>
-          <w:bottom w:val="single" w:sz="4" w:space="1" w:color="AAB4C0"/>
-        </w:pBdr>
-      </w:pPr>
-    </w:p>
-    <w:p>
-      <w:pPr>
-        <w:spacing w:before="260"/>
-        <w:pBdr>
-          <w:bottom w:val="single" w:sz="4" w:space="1" w:color="AAB4C0"/>
-        </w:pBdr>
-      </w:pPr>
-    </w:p>
-    <w:p>
-      <w:pPr>
-        <w:spacing w:before="260"/>
-        <w:pBdr>
-          <w:bottom w:val="single" w:sz="4" w:space="1" w:color="AAB4C0"/>
-        </w:pBdr>
-      </w:pPr>
-    </w:p>
+    <w:tbl>
+      <w:tblPr>
+        <w:tblStyle w:val="TableGrid"/>
+        <w:tblW w:type="auto" w:w="0"/>
+        <w:tblLook w:firstColumn="1" w:firstRow="1" w:lastColumn="0" w:lastRow="0" w:noHBand="0" w:noVBand="1" w:val="04A0"/>
+      </w:tblPr>
+      <w:tblGrid>
+        <w:gridCol w:w="8640"/>
+      </w:tblGrid>
+      <w:tr>
+        <w:trPr>
+          <w:trHeight w:val="1020" w:hRule="atLeast"/>
+        </w:trPr>
+        <w:tc>
+          <w:tcPr>
+            <w:tcW w:type="dxa" w:w="8640"/>
+          </w:tcPr>
+          <w:p>
+            <w:pPr>
+              <w:spacing w:before="40"/>
+            </w:pPr>
+          </w:p>
+        </w:tc>
+      </w:tr>
+    </w:tbl>
+    <w:p/>
     <w:p>
       <w:pPr>
         <w:pBdr>
@@ -345,38 +341,32 @@
         <w:t>(AO1)</w:t>
       </w:r>
     </w:p>
-    <w:p>
-      <w:pPr>
-        <w:spacing w:before="260"/>
-        <w:pBdr>
-          <w:bottom w:val="single" w:sz="4" w:space="1" w:color="AAB4C0"/>
-        </w:pBdr>
-      </w:pPr>
-    </w:p>
-    <w:p>
-      <w:pPr>
-        <w:spacing w:before="260"/>
-        <w:pBdr>
-          <w:bottom w:val="single" w:sz="4" w:space="1" w:color="AAB4C0"/>
-        </w:pBdr>
-      </w:pPr>
-    </w:p>
-    <w:p>
-      <w:pPr>
-        <w:spacing w:before="260"/>
-        <w:pBdr>
-          <w:bottom w:val="single" w:sz="4" w:space="1" w:color="AAB4C0"/>
-        </w:pBdr>
-      </w:pPr>
-    </w:p>
-    <w:p>
-      <w:pPr>
-        <w:spacing w:before="260"/>
-        <w:pBdr>
-          <w:bottom w:val="single" w:sz="4" w:space="1" w:color="AAB4C0"/>
-        </w:pBdr>
-      </w:pPr>
-    </w:p>
+    <w:tbl>
+      <w:tblPr>
+        <w:tblStyle w:val="TableGrid"/>
+        <w:tblW w:type="auto" w:w="0"/>
+        <w:tblLook w:firstColumn="1" w:firstRow="1" w:lastColumn="0" w:lastRow="0" w:noHBand="0" w:noVBand="1" w:val="04A0"/>
+      </w:tblPr>
+      <w:tblGrid>
+        <w:gridCol w:w="8640"/>
+      </w:tblGrid>
+      <w:tr>
+        <w:trPr>
+          <w:trHeight w:val="1360" w:hRule="atLeast"/>
+        </w:trPr>
+        <w:tc>
+          <w:tcPr>
+            <w:tcW w:type="dxa" w:w="8640"/>
+          </w:tcPr>
+          <w:p>
+            <w:pPr>
+              <w:spacing w:before="40"/>
+            </w:pPr>
+          </w:p>
+        </w:tc>
+      </w:tr>
+    </w:tbl>
+    <w:p/>
     <w:p>
       <w:pPr>
         <w:pBdr>
@@ -472,22 +462,32 @@
         <w:t>(AO2)</w:t>
       </w:r>
     </w:p>
-    <w:p>
-      <w:pPr>
-        <w:spacing w:before="260"/>
-        <w:pBdr>
-          <w:bottom w:val="single" w:sz="4" w:space="1" w:color="AAB4C0"/>
-        </w:pBdr>
-      </w:pPr>
-    </w:p>
-    <w:p>
-      <w:pPr>
-        <w:spacing w:before="260"/>
-        <w:pBdr>
-          <w:bottom w:val="single" w:sz="4" w:space="1" w:color="AAB4C0"/>
-        </w:pBdr>
-      </w:pPr>
-    </w:p>
+    <w:tbl>
+      <w:tblPr>
+        <w:tblStyle w:val="TableGrid"/>
+        <w:tblW w:type="auto" w:w="0"/>
+        <w:tblLook w:firstColumn="1" w:firstRow="1" w:lastColumn="0" w:lastRow="0" w:noHBand="0" w:noVBand="1" w:val="04A0"/>
+      </w:tblPr>
+      <w:tblGrid>
+        <w:gridCol w:w="8640"/>
+      </w:tblGrid>
+      <w:tr>
+        <w:trPr>
+          <w:trHeight w:val="680" w:hRule="atLeast"/>
+        </w:trPr>
+        <w:tc>
+          <w:tcPr>
+            <w:tcW w:type="dxa" w:w="8640"/>
+          </w:tcPr>
+          <w:p>
+            <w:pPr>
+              <w:spacing w:before="40"/>
+            </w:pPr>
+          </w:p>
+        </w:tc>
+      </w:tr>
+    </w:tbl>
+    <w:p/>
     <w:p>
       <w:pPr>
         <w:pBdr>
@@ -553,22 +553,32 @@
         <w:t>(AO1)</w:t>
       </w:r>
     </w:p>
-    <w:p>
-      <w:pPr>
-        <w:spacing w:before="260"/>
-        <w:pBdr>
-          <w:bottom w:val="single" w:sz="4" w:space="1" w:color="AAB4C0"/>
-        </w:pBdr>
-      </w:pPr>
-    </w:p>
-    <w:p>
-      <w:pPr>
-        <w:spacing w:before="260"/>
-        <w:pBdr>
-          <w:bottom w:val="single" w:sz="4" w:space="1" w:color="AAB4C0"/>
-        </w:pBdr>
-      </w:pPr>
-    </w:p>
+    <w:tbl>
+      <w:tblPr>
+        <w:tblStyle w:val="TableGrid"/>
+        <w:tblW w:type="auto" w:w="0"/>
+        <w:tblLook w:firstColumn="1" w:firstRow="1" w:lastColumn="0" w:lastRow="0" w:noHBand="0" w:noVBand="1" w:val="04A0"/>
+      </w:tblPr>
+      <w:tblGrid>
+        <w:gridCol w:w="8640"/>
+      </w:tblGrid>
+      <w:tr>
+        <w:trPr>
+          <w:trHeight w:val="680" w:hRule="atLeast"/>
+        </w:trPr>
+        <w:tc>
+          <w:tcPr>
+            <w:tcW w:type="dxa" w:w="8640"/>
+          </w:tcPr>
+          <w:p>
+            <w:pPr>
+              <w:spacing w:before="40"/>
+            </w:pPr>
+          </w:p>
+        </w:tc>
+      </w:tr>
+    </w:tbl>
+    <w:p/>
     <w:p>
       <w:pPr>
         <w:pBdr>
@@ -641,30 +651,32 @@
         <w:t>(AO1)</w:t>
       </w:r>
     </w:p>
-    <w:p>
-      <w:pPr>
-        <w:spacing w:before="260"/>
-        <w:pBdr>
-          <w:bottom w:val="single" w:sz="4" w:space="1" w:color="AAB4C0"/>
-        </w:pBdr>
-      </w:pPr>
-    </w:p>
-    <w:p>
-      <w:pPr>
-        <w:spacing w:before="260"/>
-        <w:pBdr>
-          <w:bottom w:val="single" w:sz="4" w:space="1" w:color="AAB4C0"/>
-        </w:pBdr>
-      </w:pPr>
-    </w:p>
-    <w:p>
-      <w:pPr>
-        <w:spacing w:before="260"/>
-        <w:pBdr>
-          <w:bottom w:val="single" w:sz="4" w:space="1" w:color="AAB4C0"/>
-        </w:pBdr>
-      </w:pPr>
-    </w:p>
+    <w:tbl>
+      <w:tblPr>
+        <w:tblStyle w:val="TableGrid"/>
+        <w:tblW w:type="auto" w:w="0"/>
+        <w:tblLook w:firstColumn="1" w:firstRow="1" w:lastColumn="0" w:lastRow="0" w:noHBand="0" w:noVBand="1" w:val="04A0"/>
+      </w:tblPr>
+      <w:tblGrid>
+        <w:gridCol w:w="8640"/>
+      </w:tblGrid>
+      <w:tr>
+        <w:trPr>
+          <w:trHeight w:val="1020" w:hRule="atLeast"/>
+        </w:trPr>
+        <w:tc>
+          <w:tcPr>
+            <w:tcW w:type="dxa" w:w="8640"/>
+          </w:tcPr>
+          <w:p>
+            <w:pPr>
+              <w:spacing w:before="40"/>
+            </w:pPr>
+          </w:p>
+        </w:tc>
+      </w:tr>
+    </w:tbl>
+    <w:p/>
     <w:p>
       <w:pPr>
         <w:pBdr>
@@ -730,30 +742,32 @@
         <w:t>(AO1)</w:t>
       </w:r>
     </w:p>
-    <w:p>
-      <w:pPr>
-        <w:spacing w:before="260"/>
-        <w:pBdr>
-          <w:bottom w:val="single" w:sz="4" w:space="1" w:color="AAB4C0"/>
-        </w:pBdr>
-      </w:pPr>
-    </w:p>
-    <w:p>
-      <w:pPr>
-        <w:spacing w:before="260"/>
-        <w:pBdr>
-          <w:bottom w:val="single" w:sz="4" w:space="1" w:color="AAB4C0"/>
-        </w:pBdr>
-      </w:pPr>
-    </w:p>
-    <w:p>
-      <w:pPr>
-        <w:spacing w:before="260"/>
-        <w:pBdr>
-          <w:bottom w:val="single" w:sz="4" w:space="1" w:color="AAB4C0"/>
-        </w:pBdr>
-      </w:pPr>
-    </w:p>
+    <w:tbl>
+      <w:tblPr>
+        <w:tblStyle w:val="TableGrid"/>
+        <w:tblW w:type="auto" w:w="0"/>
+        <w:tblLook w:firstColumn="1" w:firstRow="1" w:lastColumn="0" w:lastRow="0" w:noHBand="0" w:noVBand="1" w:val="04A0"/>
+      </w:tblPr>
+      <w:tblGrid>
+        <w:gridCol w:w="8640"/>
+      </w:tblGrid>
+      <w:tr>
+        <w:trPr>
+          <w:trHeight w:val="1020" w:hRule="atLeast"/>
+        </w:trPr>
+        <w:tc>
+          <w:tcPr>
+            <w:tcW w:type="dxa" w:w="8640"/>
+          </w:tcPr>
+          <w:p>
+            <w:pPr>
+              <w:spacing w:before="40"/>
+            </w:pPr>
+          </w:p>
+        </w:tc>
+      </w:tr>
+    </w:tbl>
+    <w:p/>
     <w:p>
       <w:pPr>
         <w:pBdr>
@@ -831,38 +845,32 @@
         <w:t>[3]</w:t>
       </w:r>
     </w:p>
-    <w:p>
-      <w:pPr>
-        <w:spacing w:before="260"/>
-        <w:pBdr>
-          <w:bottom w:val="single" w:sz="4" w:space="1" w:color="AAB4C0"/>
-        </w:pBdr>
-      </w:pPr>
-    </w:p>
-    <w:p>
-      <w:pPr>
-        <w:spacing w:before="260"/>
-        <w:pBdr>
-          <w:bottom w:val="single" w:sz="4" w:space="1" w:color="AAB4C0"/>
-        </w:pBdr>
-      </w:pPr>
-    </w:p>
-    <w:p>
-      <w:pPr>
-        <w:spacing w:before="260"/>
-        <w:pBdr>
-          <w:bottom w:val="single" w:sz="4" w:space="1" w:color="AAB4C0"/>
-        </w:pBdr>
-      </w:pPr>
-    </w:p>
-    <w:p>
-      <w:pPr>
-        <w:spacing w:before="260"/>
-        <w:pBdr>
-          <w:bottom w:val="single" w:sz="4" w:space="1" w:color="AAB4C0"/>
-        </w:pBdr>
-      </w:pPr>
-    </w:p>
+    <w:tbl>
+      <w:tblPr>
+        <w:tblStyle w:val="TableGrid"/>
+        <w:tblW w:type="auto" w:w="0"/>
+        <w:tblLook w:firstColumn="1" w:firstRow="1" w:lastColumn="0" w:lastRow="0" w:noHBand="0" w:noVBand="1" w:val="04A0"/>
+      </w:tblPr>
+      <w:tblGrid>
+        <w:gridCol w:w="8640"/>
+      </w:tblGrid>
+      <w:tr>
+        <w:trPr>
+          <w:trHeight w:val="1360" w:hRule="atLeast"/>
+        </w:trPr>
+        <w:tc>
+          <w:tcPr>
+            <w:tcW w:type="dxa" w:w="8640"/>
+          </w:tcPr>
+          <w:p>
+            <w:pPr>
+              <w:spacing w:before="40"/>
+            </w:pPr>
+          </w:p>
+        </w:tc>
+      </w:tr>
+    </w:tbl>
+    <w:p/>
     <w:p>
       <w:pPr>
         <w:pStyle w:val="ListBullet"/>
@@ -950,30 +958,32 @@
         <w:t>[2]</w:t>
       </w:r>
     </w:p>
-    <w:p>
-      <w:pPr>
-        <w:spacing w:before="260"/>
-        <w:pBdr>
-          <w:bottom w:val="single" w:sz="4" w:space="1" w:color="AAB4C0"/>
-        </w:pBdr>
-      </w:pPr>
-    </w:p>
-    <w:p>
-      <w:pPr>
-        <w:spacing w:before="260"/>
-        <w:pBdr>
-          <w:bottom w:val="single" w:sz="4" w:space="1" w:color="AAB4C0"/>
-        </w:pBdr>
-      </w:pPr>
-    </w:p>
-    <w:p>
-      <w:pPr>
-        <w:spacing w:before="260"/>
-        <w:pBdr>
-          <w:bottom w:val="single" w:sz="4" w:space="1" w:color="AAB4C0"/>
-        </w:pBdr>
-      </w:pPr>
-    </w:p>
+    <w:tbl>
+      <w:tblPr>
+        <w:tblStyle w:val="TableGrid"/>
+        <w:tblW w:type="auto" w:w="0"/>
+        <w:tblLook w:firstColumn="1" w:firstRow="1" w:lastColumn="0" w:lastRow="0" w:noHBand="0" w:noVBand="1" w:val="04A0"/>
+      </w:tblPr>
+      <w:tblGrid>
+        <w:gridCol w:w="8640"/>
+      </w:tblGrid>
+      <w:tr>
+        <w:trPr>
+          <w:trHeight w:val="1020" w:hRule="atLeast"/>
+        </w:trPr>
+        <w:tc>
+          <w:tcPr>
+            <w:tcW w:type="dxa" w:w="8640"/>
+          </w:tcPr>
+          <w:p>
+            <w:pPr>
+              <w:spacing w:before="40"/>
+            </w:pPr>
+          </w:p>
+        </w:tc>
+      </w:tr>
+    </w:tbl>
+    <w:p/>
     <w:p>
       <w:pPr>
         <w:pBdr>
@@ -1053,22 +1063,32 @@
         <w:t>[1]</w:t>
       </w:r>
     </w:p>
-    <w:p>
-      <w:pPr>
-        <w:spacing w:before="260"/>
-        <w:pBdr>
-          <w:bottom w:val="single" w:sz="4" w:space="1" w:color="AAB4C0"/>
-        </w:pBdr>
-      </w:pPr>
-    </w:p>
-    <w:p>
-      <w:pPr>
-        <w:spacing w:before="260"/>
-        <w:pBdr>
-          <w:bottom w:val="single" w:sz="4" w:space="1" w:color="AAB4C0"/>
-        </w:pBdr>
-      </w:pPr>
-    </w:p>
+    <w:tbl>
+      <w:tblPr>
+        <w:tblStyle w:val="TableGrid"/>
+        <w:tblW w:type="auto" w:w="0"/>
+        <w:tblLook w:firstColumn="1" w:firstRow="1" w:lastColumn="0" w:lastRow="0" w:noHBand="0" w:noVBand="1" w:val="04A0"/>
+      </w:tblPr>
+      <w:tblGrid>
+        <w:gridCol w:w="8640"/>
+      </w:tblGrid>
+      <w:tr>
+        <w:trPr>
+          <w:trHeight w:val="680" w:hRule="atLeast"/>
+        </w:trPr>
+        <w:tc>
+          <w:tcPr>
+            <w:tcW w:type="dxa" w:w="8640"/>
+          </w:tcPr>
+          <w:p>
+            <w:pPr>
+              <w:spacing w:before="40"/>
+            </w:pPr>
+          </w:p>
+        </w:tc>
+      </w:tr>
+    </w:tbl>
+    <w:p/>
     <w:p>
       <w:pPr>
         <w:pBdr>

--- a/Course/7 Weekly Plan - Homework and Consolidation (Year 12)/Week 02 (07 Sep) - 1.1.1 CPU and FDE/1 Homework 1.1.1 (typeable).docx
+++ b/Course/7 Weekly Plan - Homework and Consolidation (Year 12)/Week 02 (07 Sep) - 1.1.1 CPU and FDE/1 Homework 1.1.1 (typeable).docx
@@ -1011,49 +1011,21 @@
           <w:b w:val="0"/>
           <w:i w:val="0"/>
         </w:rPr>
-        <w:t xml:space="preserve"> State which cache level (</w:t>
+        <w:t xml:space="preserve"> State what is meant by </w:t>
       </w:r>
       <w:r>
         <w:rPr>
           <w:b/>
           <w:i w:val="0"/>
         </w:rPr>
-        <w:t>L1</w:t>
+        <w:t>pipelining</w:t>
       </w:r>
       <w:r>
         <w:rPr>
           <w:b w:val="0"/>
           <w:i w:val="0"/>
         </w:rPr>
-        <w:t xml:space="preserve"> or </w:t>
-      </w:r>
-      <w:r>
-        <w:rPr>
-          <w:b/>
-          <w:i w:val="0"/>
-        </w:rPr>
-        <w:t>L3</w:t>
-      </w:r>
-      <w:r>
-        <w:rPr>
-          <w:b w:val="0"/>
-          <w:i w:val="0"/>
-        </w:rPr>
-        <w:t xml:space="preserve">) is normally </w:t>
-      </w:r>
-      <w:r>
-        <w:rPr>
-          <w:b/>
-          <w:i w:val="0"/>
-        </w:rPr>
-        <w:t>larger</w:t>
-      </w:r>
-      <w:r>
-        <w:rPr>
-          <w:b w:val="0"/>
-          <w:i w:val="0"/>
-        </w:rPr>
-        <w:t xml:space="preserve">. </w:t>
+        <w:t xml:space="preserve"> in a processor. </w:t>
       </w:r>
       <w:r>
         <w:rPr>

--- a/Course/7 Weekly Plan - Homework and Consolidation (Year 12)/Week 02 (07 Sep) - 1.1.1 CPU and FDE/1 Homework 1.1.1 (typeable).docx
+++ b/Course/7 Weekly Plan - Homework and Consolidation (Year 12)/Week 02 (07 Sep) - 1.1.1 CPU and FDE/1 Homework 1.1.1 (typeable).docx
@@ -57,7 +57,7 @@
           <w:b w:val="0"/>
           <w:i w:val="0"/>
         </w:rPr>
-        <w:t xml:space="preserve"> State the </w:t>
+        <w:t xml:space="preserve"> Complete the table by filling in the </w:t>
       </w:r>
       <w:r>
         <w:rPr>
@@ -85,14 +85,14 @@
           <w:b w:val="0"/>
           <w:i w:val="0"/>
         </w:rPr>
-        <w:t xml:space="preserve"> of each of the following registers. </w:t>
+        <w:t xml:space="preserve"> of each register. </w:t>
       </w:r>
       <w:r>
         <w:rPr>
           <w:b/>
           <w:i w:val="0"/>
         </w:rPr>
-        <w:t>[3]</w:t>
+        <w:t>[4]</w:t>
       </w:r>
       <w:r>
         <w:rPr>
@@ -116,61 +116,262 @@
         <w:tblLook w:firstColumn="1" w:firstRow="1" w:lastColumn="0" w:lastRow="0" w:noHBand="0" w:noVBand="1" w:val="04A0"/>
       </w:tblPr>
       <w:tblGrid>
-        <w:gridCol w:w="8640"/>
+        <w:gridCol w:w="2880"/>
+        <w:gridCol w:w="2880"/>
+        <w:gridCol w:w="2880"/>
       </w:tblGrid>
       <w:tr>
-        <w:trPr>
-          <w:trHeight w:val="1360" w:hRule="atLeast"/>
-        </w:trPr>
         <w:tc>
           <w:tcPr>
-            <w:tcW w:type="dxa" w:w="8640"/>
+            <w:tcW w:type="dxa" w:w="2880"/>
+            <w:shd w:fill="D9E2F3"/>
           </w:tcPr>
           <w:p>
-            <w:pPr>
-              <w:spacing w:before="40"/>
-            </w:pPr>
+            <w:r>
+              <w:rPr>
+                <w:b/>
+              </w:rPr>
+            </w:r>
+            <w:r>
+              <w:rPr>
+                <w:b/>
+                <w:i w:val="0"/>
+              </w:rPr>
+              <w:t>Register</w:t>
+            </w:r>
+          </w:p>
+        </w:tc>
+        <w:tc>
+          <w:tcPr>
+            <w:tcW w:type="dxa" w:w="2880"/>
+            <w:shd w:fill="D9E2F3"/>
+          </w:tcPr>
+          <w:p>
+            <w:r>
+              <w:rPr>
+                <w:b/>
+              </w:rPr>
+            </w:r>
+            <w:r>
+              <w:rPr>
+                <w:b/>
+                <w:i w:val="0"/>
+              </w:rPr>
+              <w:t>Full name</w:t>
+            </w:r>
+          </w:p>
+        </w:tc>
+        <w:tc>
+          <w:tcPr>
+            <w:tcW w:type="dxa" w:w="2880"/>
+            <w:shd w:fill="D9E2F3"/>
+          </w:tcPr>
+          <w:p>
+            <w:r>
+              <w:rPr>
+                <w:b/>
+              </w:rPr>
+            </w:r>
+            <w:r>
+              <w:rPr>
+                <w:b/>
+                <w:i w:val="0"/>
+              </w:rPr>
+              <w:t>Role</w:t>
+            </w:r>
+          </w:p>
+        </w:tc>
+      </w:tr>
+      <w:tr>
+        <w:tc>
+          <w:tcPr>
+            <w:tcW w:type="dxa" w:w="2880"/>
+          </w:tcPr>
+          <w:p>
+            <w:r/>
+            <w:r>
+              <w:rPr>
+                <w:b w:val="0"/>
+                <w:i w:val="0"/>
+              </w:rPr>
+              <w:t>PC</w:t>
+            </w:r>
+          </w:p>
+        </w:tc>
+        <w:tc>
+          <w:tcPr>
+            <w:tcW w:type="dxa" w:w="2880"/>
+          </w:tcPr>
+          <w:p>
+            <w:r/>
+            <w:r>
+              <w:rPr>
+                <w:b w:val="0"/>
+                <w:i w:val="0"/>
+              </w:rPr>
+              <w:t>(a)</w:t>
+            </w:r>
+          </w:p>
+        </w:tc>
+        <w:tc>
+          <w:tcPr>
+            <w:tcW w:type="dxa" w:w="2880"/>
+          </w:tcPr>
+          <w:p>
+            <w:r/>
+            <w:r>
+              <w:rPr>
+                <w:b w:val="0"/>
+                <w:i w:val="0"/>
+              </w:rPr>
+              <w:t>(b)</w:t>
+            </w:r>
+          </w:p>
+        </w:tc>
+      </w:tr>
+      <w:tr>
+        <w:tc>
+          <w:tcPr>
+            <w:tcW w:type="dxa" w:w="2880"/>
+          </w:tcPr>
+          <w:p>
+            <w:r/>
+            <w:r>
+              <w:rPr>
+                <w:b w:val="0"/>
+                <w:i w:val="0"/>
+              </w:rPr>
+              <w:t>ACC</w:t>
+            </w:r>
+          </w:p>
+        </w:tc>
+        <w:tc>
+          <w:tcPr>
+            <w:tcW w:type="dxa" w:w="2880"/>
+          </w:tcPr>
+          <w:p>
+            <w:r/>
+            <w:r>
+              <w:rPr>
+                <w:b w:val="0"/>
+                <w:i w:val="0"/>
+              </w:rPr>
+              <w:t>(c)</w:t>
+            </w:r>
+          </w:p>
+        </w:tc>
+        <w:tc>
+          <w:tcPr>
+            <w:tcW w:type="dxa" w:w="2880"/>
+          </w:tcPr>
+          <w:p>
+            <w:r/>
+            <w:r>
+              <w:rPr>
+                <w:b w:val="0"/>
+                <w:i w:val="0"/>
+              </w:rPr>
+              <w:t>(d)</w:t>
+            </w:r>
+          </w:p>
+        </w:tc>
+      </w:tr>
+      <w:tr>
+        <w:tc>
+          <w:tcPr>
+            <w:tcW w:type="dxa" w:w="2880"/>
+          </w:tcPr>
+          <w:p>
+            <w:r/>
+            <w:r>
+              <w:rPr>
+                <w:b w:val="0"/>
+                <w:i w:val="0"/>
+              </w:rPr>
+              <w:t>MAR</w:t>
+            </w:r>
+          </w:p>
+        </w:tc>
+        <w:tc>
+          <w:tcPr>
+            <w:tcW w:type="dxa" w:w="2880"/>
+          </w:tcPr>
+          <w:p>
+            <w:r/>
+            <w:r>
+              <w:rPr>
+                <w:b w:val="0"/>
+                <w:i w:val="0"/>
+              </w:rPr>
+              <w:t>(e)</w:t>
+            </w:r>
+          </w:p>
+        </w:tc>
+        <w:tc>
+          <w:tcPr>
+            <w:tcW w:type="dxa" w:w="2880"/>
+          </w:tcPr>
+          <w:p>
+            <w:r/>
+            <w:r>
+              <w:rPr>
+                <w:b w:val="0"/>
+                <w:i w:val="0"/>
+              </w:rPr>
+              <w:t>(f)</w:t>
+            </w:r>
+          </w:p>
+        </w:tc>
+      </w:tr>
+      <w:tr>
+        <w:tc>
+          <w:tcPr>
+            <w:tcW w:type="dxa" w:w="2880"/>
+          </w:tcPr>
+          <w:p>
+            <w:r/>
+            <w:r>
+              <w:rPr>
+                <w:b w:val="0"/>
+                <w:i w:val="0"/>
+              </w:rPr>
+              <w:t>CIR</w:t>
+            </w:r>
+          </w:p>
+        </w:tc>
+        <w:tc>
+          <w:tcPr>
+            <w:tcW w:type="dxa" w:w="2880"/>
+          </w:tcPr>
+          <w:p>
+            <w:r/>
+            <w:r>
+              <w:rPr>
+                <w:b w:val="0"/>
+                <w:i w:val="0"/>
+              </w:rPr>
+              <w:t>(g)</w:t>
+            </w:r>
+          </w:p>
+        </w:tc>
+        <w:tc>
+          <w:tcPr>
+            <w:tcW w:type="dxa" w:w="2880"/>
+          </w:tcPr>
+          <w:p>
+            <w:r/>
+            <w:r>
+              <w:rPr>
+                <w:b w:val="0"/>
+                <w:i w:val="0"/>
+              </w:rPr>
+              <w:t>(h)</w:t>
+            </w:r>
           </w:p>
         </w:tc>
       </w:tr>
     </w:tbl>
     <w:p/>
-    <w:p>
-      <w:pPr>
-        <w:pStyle w:val="ListBullet"/>
-      </w:pPr>
-      <w:r>
-        <w:rPr>
-          <w:b w:val="0"/>
-          <w:i w:val="0"/>
-        </w:rPr>
-        <w:t>PC: ________________________</w:t>
-      </w:r>
-    </w:p>
-    <w:p>
-      <w:pPr>
-        <w:pStyle w:val="ListBullet"/>
-      </w:pPr>
-      <w:r>
-        <w:rPr>
-          <w:b w:val="0"/>
-          <w:i w:val="0"/>
-        </w:rPr>
-        <w:t>ACC: ________________________</w:t>
-      </w:r>
-    </w:p>
-    <w:p>
-      <w:pPr>
-        <w:pStyle w:val="ListBullet"/>
-      </w:pPr>
-      <w:r>
-        <w:rPr>
-          <w:b w:val="0"/>
-          <w:i w:val="0"/>
-        </w:rPr>
-        <w:t>MAR: ________________________</w:t>
-      </w:r>
-    </w:p>
     <w:p>
       <w:r>
         <w:rPr>
@@ -184,35 +385,49 @@
           <w:b w:val="0"/>
           <w:i w:val="0"/>
         </w:rPr>
-        <w:t xml:space="preserve"> Describe the role of the </w:t>
+        <w:t xml:space="preserve"> The events of the </w:t>
       </w:r>
       <w:r>
         <w:rPr>
           <w:b/>
           <w:i w:val="0"/>
         </w:rPr>
-        <w:t>Control Unit (CU)</w:t>
+        <w:t>fetch</w:t>
       </w:r>
       <w:r>
         <w:rPr>
           <w:b w:val="0"/>
           <w:i w:val="0"/>
         </w:rPr>
-        <w:t xml:space="preserve"> within the processor. Give </w:t>
+        <w:t xml:space="preserve"> and </w:t>
       </w:r>
       <w:r>
         <w:rPr>
           <w:b/>
           <w:i w:val="0"/>
         </w:rPr>
-        <w:t>two</w:t>
+        <w:t>decode</w:t>
       </w:r>
       <w:r>
         <w:rPr>
           <w:b w:val="0"/>
           <w:i w:val="0"/>
         </w:rPr>
-        <w:t xml:space="preserve"> distinct points. </w:t>
+        <w:t xml:space="preserve"> stages of the fetch–decode–execute cycle are shown below in a jumbled order. Number them </w:t>
+      </w:r>
+      <w:r>
+        <w:rPr>
+          <w:b/>
+          <w:i w:val="0"/>
+        </w:rPr>
+        <w:t>1–5</w:t>
+      </w:r>
+      <w:r>
+        <w:rPr>
+          <w:b w:val="0"/>
+          <w:i w:val="0"/>
+        </w:rPr>
+        <w:t xml:space="preserve"> to show the correct order. </w:t>
       </w:r>
       <w:r>
         <w:rPr>
@@ -243,39 +458,178 @@
         <w:tblLook w:firstColumn="1" w:firstRow="1" w:lastColumn="0" w:lastRow="0" w:noHBand="0" w:noVBand="1" w:val="04A0"/>
       </w:tblPr>
       <w:tblGrid>
-        <w:gridCol w:w="8640"/>
+        <w:gridCol w:w="4320"/>
+        <w:gridCol w:w="4320"/>
       </w:tblGrid>
       <w:tr>
-        <w:trPr>
-          <w:trHeight w:val="1020" w:hRule="atLeast"/>
-        </w:trPr>
         <w:tc>
           <w:tcPr>
-            <w:tcW w:type="dxa" w:w="8640"/>
+            <w:tcW w:type="dxa" w:w="4320"/>
+            <w:shd w:fill="D9E2F3"/>
           </w:tcPr>
           <w:p>
-            <w:pPr>
-              <w:spacing w:before="40"/>
-            </w:pPr>
+            <w:r>
+              <w:rPr>
+                <w:b/>
+              </w:rPr>
+            </w:r>
+            <w:r>
+              <w:rPr>
+                <w:b/>
+                <w:i w:val="0"/>
+              </w:rPr>
+              <w:t>Event</w:t>
+            </w:r>
+          </w:p>
+        </w:tc>
+        <w:tc>
+          <w:tcPr>
+            <w:tcW w:type="dxa" w:w="4320"/>
+            <w:shd w:fill="D9E2F3"/>
+          </w:tcPr>
+          <w:p>
+            <w:r>
+              <w:rPr>
+                <w:b/>
+              </w:rPr>
+            </w:r>
+            <w:r>
+              <w:rPr>
+                <w:b/>
+                <w:i w:val="0"/>
+              </w:rPr>
+              <w:t>Order (1–5)</w:t>
+            </w:r>
+          </w:p>
+        </w:tc>
+      </w:tr>
+      <w:tr>
+        <w:tc>
+          <w:tcPr>
+            <w:tcW w:type="dxa" w:w="4320"/>
+          </w:tcPr>
+          <w:p>
+            <w:r/>
+            <w:r>
+              <w:rPr>
+                <w:b w:val="0"/>
+                <w:i w:val="0"/>
+              </w:rPr>
+              <w:t>The instruction is transferred from memory to the MDR along the data bus</w:t>
+            </w:r>
+          </w:p>
+        </w:tc>
+        <w:tc>
+          <w:tcPr>
+            <w:tcW w:type="dxa" w:w="4320"/>
+          </w:tcPr>
+          <w:p>
+            <w:r/>
+          </w:p>
+        </w:tc>
+      </w:tr>
+      <w:tr>
+        <w:tc>
+          <w:tcPr>
+            <w:tcW w:type="dxa" w:w="4320"/>
+          </w:tcPr>
+          <w:p>
+            <w:r/>
+            <w:r>
+              <w:rPr>
+                <w:b w:val="0"/>
+                <w:i w:val="0"/>
+              </w:rPr>
+              <w:t>The Control Unit decodes the instruction in the CIR, splitting it into opcode and operand</w:t>
+            </w:r>
+          </w:p>
+        </w:tc>
+        <w:tc>
+          <w:tcPr>
+            <w:tcW w:type="dxa" w:w="4320"/>
+          </w:tcPr>
+          <w:p>
+            <w:r/>
+          </w:p>
+        </w:tc>
+      </w:tr>
+      <w:tr>
+        <w:tc>
+          <w:tcPr>
+            <w:tcW w:type="dxa" w:w="4320"/>
+          </w:tcPr>
+          <w:p>
+            <w:r/>
+            <w:r>
+              <w:rPr>
+                <w:b w:val="0"/>
+                <w:i w:val="0"/>
+              </w:rPr>
+              <w:t>The address held in the PC is copied into the MAR</w:t>
+            </w:r>
+          </w:p>
+        </w:tc>
+        <w:tc>
+          <w:tcPr>
+            <w:tcW w:type="dxa" w:w="4320"/>
+          </w:tcPr>
+          <w:p>
+            <w:r/>
+          </w:p>
+        </w:tc>
+      </w:tr>
+      <w:tr>
+        <w:tc>
+          <w:tcPr>
+            <w:tcW w:type="dxa" w:w="4320"/>
+          </w:tcPr>
+          <w:p>
+            <w:r/>
+            <w:r>
+              <w:rPr>
+                <w:b w:val="0"/>
+                <w:i w:val="0"/>
+              </w:rPr>
+              <w:t>The contents of the MDR are copied into the CIR</w:t>
+            </w:r>
+          </w:p>
+        </w:tc>
+        <w:tc>
+          <w:tcPr>
+            <w:tcW w:type="dxa" w:w="4320"/>
+          </w:tcPr>
+          <w:p>
+            <w:r/>
+          </w:p>
+        </w:tc>
+      </w:tr>
+      <w:tr>
+        <w:tc>
+          <w:tcPr>
+            <w:tcW w:type="dxa" w:w="4320"/>
+          </w:tcPr>
+          <w:p>
+            <w:r/>
+            <w:r>
+              <w:rPr>
+                <w:b w:val="0"/>
+                <w:i w:val="0"/>
+              </w:rPr>
+              <w:t>The PC is incremented by 1</w:t>
+            </w:r>
+          </w:p>
+        </w:tc>
+        <w:tc>
+          <w:tcPr>
+            <w:tcW w:type="dxa" w:w="4320"/>
+          </w:tcPr>
+          <w:p>
+            <w:r/>
           </w:p>
         </w:tc>
       </w:tr>
     </w:tbl>
     <w:p/>
-    <w:p>
-      <w:pPr>
-        <w:pBdr>
-          <w:bottom w:val="single" w:sz="6" w:space="1" w:color="AAAAAA"/>
-        </w:pBdr>
-      </w:pPr>
-    </w:p>
-    <w:p>
-      <w:pPr>
-        <w:pBdr>
-          <w:bottom w:val="single" w:sz="6" w:space="1" w:color="AAAAAA"/>
-        </w:pBdr>
-      </w:pPr>
-    </w:p>
     <w:p>
       <w:r>
         <w:rPr>
@@ -289,35 +643,744 @@
           <w:b w:val="0"/>
           <w:i w:val="0"/>
         </w:rPr>
-        <w:t xml:space="preserve"> The </w:t>
+        <w:t xml:space="preserve"> A processor uses the instruction set and memory contents below. The PC starts at </w:t>
       </w:r>
       <w:r>
         <w:rPr>
           <w:b/>
           <w:i w:val="0"/>
         </w:rPr>
-        <w:t>fetch</w:t>
+        <w:t>0</w:t>
       </w:r>
       <w:r>
         <w:rPr>
           <w:b w:val="0"/>
           <w:i w:val="0"/>
         </w:rPr>
-        <w:t xml:space="preserve"> stage of the fetch–decode–execute cycle copies the contents of the PC to the MAR. State the </w:t>
+        <w:t xml:space="preserve"> and the ACC starts at </w:t>
       </w:r>
       <w:r>
         <w:rPr>
           <w:b/>
           <w:i w:val="0"/>
         </w:rPr>
-        <w:t>three</w:t>
+        <w:t>0</w:t>
       </w:r>
       <w:r>
         <w:rPr>
           <w:b w:val="0"/>
           <w:i w:val="0"/>
         </w:rPr>
-        <w:t xml:space="preserve"> further steps that complete the fetch stage, in the correct order. </w:t>
+        <w:t xml:space="preserve">. Complete the trace table, writing the value held in each column </w:t>
+      </w:r>
+      <w:r>
+        <w:rPr>
+          <w:b/>
+          <w:i w:val="0"/>
+        </w:rPr>
+        <w:t>after each instruction has finished executing</w:t>
+      </w:r>
+      <w:r>
+        <w:rPr>
+          <w:b w:val="0"/>
+          <w:i w:val="0"/>
+        </w:rPr>
+        <w:t xml:space="preserve">. The trace stops when HALT is fetched. </w:t>
+      </w:r>
+      <w:r>
+        <w:rPr>
+          <w:b/>
+          <w:i w:val="0"/>
+        </w:rPr>
+        <w:t>[3]</w:t>
+      </w:r>
+      <w:r>
+        <w:rPr>
+          <w:b w:val="0"/>
+          <w:i w:val="0"/>
+        </w:rPr>
+        <w:t xml:space="preserve"> </w:t>
+      </w:r>
+      <w:r>
+        <w:rPr>
+          <w:b w:val="0"/>
+          <w:i/>
+        </w:rPr>
+        <w:t>(AO2)</w:t>
+      </w:r>
+    </w:p>
+    <w:tbl>
+      <w:tblPr>
+        <w:tblStyle w:val="TableGrid"/>
+        <w:tblW w:type="auto" w:w="0"/>
+        <w:tblLook w:firstColumn="1" w:firstRow="1" w:lastColumn="0" w:lastRow="0" w:noHBand="0" w:noVBand="1" w:val="04A0"/>
+      </w:tblPr>
+      <w:tblGrid>
+        <w:gridCol w:w="4320"/>
+        <w:gridCol w:w="4320"/>
+      </w:tblGrid>
+      <w:tr>
+        <w:tc>
+          <w:tcPr>
+            <w:tcW w:type="dxa" w:w="4320"/>
+            <w:shd w:fill="D9E2F3"/>
+          </w:tcPr>
+          <w:p>
+            <w:r>
+              <w:rPr>
+                <w:b/>
+              </w:rPr>
+            </w:r>
+            <w:r>
+              <w:rPr>
+                <w:b/>
+                <w:i w:val="0"/>
+              </w:rPr>
+              <w:t>Instruction</w:t>
+            </w:r>
+          </w:p>
+        </w:tc>
+        <w:tc>
+          <w:tcPr>
+            <w:tcW w:type="dxa" w:w="4320"/>
+            <w:shd w:fill="D9E2F3"/>
+          </w:tcPr>
+          <w:p>
+            <w:r>
+              <w:rPr>
+                <w:b/>
+              </w:rPr>
+            </w:r>
+            <w:r>
+              <w:rPr>
+                <w:b/>
+                <w:i w:val="0"/>
+              </w:rPr>
+              <w:t>Meaning</w:t>
+            </w:r>
+          </w:p>
+        </w:tc>
+      </w:tr>
+      <w:tr>
+        <w:tc>
+          <w:tcPr>
+            <w:tcW w:type="dxa" w:w="4320"/>
+          </w:tcPr>
+          <w:p>
+            <w:r/>
+            <w:r>
+              <w:rPr>
+                <w:b w:val="0"/>
+                <w:i w:val="0"/>
+              </w:rPr>
+              <w:t>LOAD n</w:t>
+            </w:r>
+          </w:p>
+        </w:tc>
+        <w:tc>
+          <w:tcPr>
+            <w:tcW w:type="dxa" w:w="4320"/>
+          </w:tcPr>
+          <w:p>
+            <w:r/>
+            <w:r>
+              <w:rPr>
+                <w:b w:val="0"/>
+                <w:i w:val="0"/>
+              </w:rPr>
+              <w:t>Copy the contents of memory address n into the ACC</w:t>
+            </w:r>
+          </w:p>
+        </w:tc>
+      </w:tr>
+      <w:tr>
+        <w:tc>
+          <w:tcPr>
+            <w:tcW w:type="dxa" w:w="4320"/>
+          </w:tcPr>
+          <w:p>
+            <w:r/>
+            <w:r>
+              <w:rPr>
+                <w:b w:val="0"/>
+                <w:i w:val="0"/>
+              </w:rPr>
+              <w:t>ADD n</w:t>
+            </w:r>
+          </w:p>
+        </w:tc>
+        <w:tc>
+          <w:tcPr>
+            <w:tcW w:type="dxa" w:w="4320"/>
+          </w:tcPr>
+          <w:p>
+            <w:r/>
+            <w:r>
+              <w:rPr>
+                <w:b w:val="0"/>
+                <w:i w:val="0"/>
+              </w:rPr>
+              <w:t>Add the contents of memory address n to the ACC</w:t>
+            </w:r>
+          </w:p>
+        </w:tc>
+      </w:tr>
+      <w:tr>
+        <w:tc>
+          <w:tcPr>
+            <w:tcW w:type="dxa" w:w="4320"/>
+          </w:tcPr>
+          <w:p>
+            <w:r/>
+            <w:r>
+              <w:rPr>
+                <w:b w:val="0"/>
+                <w:i w:val="0"/>
+              </w:rPr>
+              <w:t>STORE n</w:t>
+            </w:r>
+          </w:p>
+        </w:tc>
+        <w:tc>
+          <w:tcPr>
+            <w:tcW w:type="dxa" w:w="4320"/>
+          </w:tcPr>
+          <w:p>
+            <w:r/>
+            <w:r>
+              <w:rPr>
+                <w:b w:val="0"/>
+                <w:i w:val="0"/>
+              </w:rPr>
+              <w:t>Copy the contents of the ACC into memory address n</w:t>
+            </w:r>
+          </w:p>
+        </w:tc>
+      </w:tr>
+      <w:tr>
+        <w:tc>
+          <w:tcPr>
+            <w:tcW w:type="dxa" w:w="4320"/>
+          </w:tcPr>
+          <w:p>
+            <w:r/>
+            <w:r>
+              <w:rPr>
+                <w:b w:val="0"/>
+                <w:i w:val="0"/>
+              </w:rPr>
+              <w:t>HALT</w:t>
+            </w:r>
+          </w:p>
+        </w:tc>
+        <w:tc>
+          <w:tcPr>
+            <w:tcW w:type="dxa" w:w="4320"/>
+          </w:tcPr>
+          <w:p>
+            <w:r/>
+            <w:r>
+              <w:rPr>
+                <w:b w:val="0"/>
+                <w:i w:val="0"/>
+              </w:rPr>
+              <w:t>Stop execution</w:t>
+            </w:r>
+          </w:p>
+        </w:tc>
+      </w:tr>
+    </w:tbl>
+    <w:p/>
+    <w:tbl>
+      <w:tblPr>
+        <w:tblStyle w:val="TableGrid"/>
+        <w:tblW w:type="auto" w:w="0"/>
+        <w:tblLook w:firstColumn="1" w:firstRow="1" w:lastColumn="0" w:lastRow="0" w:noHBand="0" w:noVBand="1" w:val="04A0"/>
+      </w:tblPr>
+      <w:tblGrid>
+        <w:gridCol w:w="4320"/>
+        <w:gridCol w:w="4320"/>
+      </w:tblGrid>
+      <w:tr>
+        <w:tc>
+          <w:tcPr>
+            <w:tcW w:type="dxa" w:w="4320"/>
+            <w:shd w:fill="D9E2F3"/>
+          </w:tcPr>
+          <w:p>
+            <w:r>
+              <w:rPr>
+                <w:b/>
+              </w:rPr>
+            </w:r>
+            <w:r>
+              <w:rPr>
+                <w:b/>
+                <w:i w:val="0"/>
+              </w:rPr>
+              <w:t>Address</w:t>
+            </w:r>
+          </w:p>
+        </w:tc>
+        <w:tc>
+          <w:tcPr>
+            <w:tcW w:type="dxa" w:w="4320"/>
+            <w:shd w:fill="D9E2F3"/>
+          </w:tcPr>
+          <w:p>
+            <w:r>
+              <w:rPr>
+                <w:b/>
+              </w:rPr>
+            </w:r>
+            <w:r>
+              <w:rPr>
+                <w:b/>
+                <w:i w:val="0"/>
+              </w:rPr>
+              <w:t>Contents</w:t>
+            </w:r>
+          </w:p>
+        </w:tc>
+      </w:tr>
+      <w:tr>
+        <w:tc>
+          <w:tcPr>
+            <w:tcW w:type="dxa" w:w="4320"/>
+          </w:tcPr>
+          <w:p>
+            <w:r/>
+            <w:r>
+              <w:rPr>
+                <w:b w:val="0"/>
+                <w:i w:val="0"/>
+              </w:rPr>
+              <w:t>0</w:t>
+            </w:r>
+          </w:p>
+        </w:tc>
+        <w:tc>
+          <w:tcPr>
+            <w:tcW w:type="dxa" w:w="4320"/>
+          </w:tcPr>
+          <w:p>
+            <w:r/>
+            <w:r>
+              <w:rPr>
+                <w:b w:val="0"/>
+                <w:i w:val="0"/>
+              </w:rPr>
+              <w:t>LOAD 4</w:t>
+            </w:r>
+          </w:p>
+        </w:tc>
+      </w:tr>
+      <w:tr>
+        <w:tc>
+          <w:tcPr>
+            <w:tcW w:type="dxa" w:w="4320"/>
+          </w:tcPr>
+          <w:p>
+            <w:r/>
+            <w:r>
+              <w:rPr>
+                <w:b w:val="0"/>
+                <w:i w:val="0"/>
+              </w:rPr>
+              <w:t>1</w:t>
+            </w:r>
+          </w:p>
+        </w:tc>
+        <w:tc>
+          <w:tcPr>
+            <w:tcW w:type="dxa" w:w="4320"/>
+          </w:tcPr>
+          <w:p>
+            <w:r/>
+            <w:r>
+              <w:rPr>
+                <w:b w:val="0"/>
+                <w:i w:val="0"/>
+              </w:rPr>
+              <w:t>ADD 5</w:t>
+            </w:r>
+          </w:p>
+        </w:tc>
+      </w:tr>
+      <w:tr>
+        <w:tc>
+          <w:tcPr>
+            <w:tcW w:type="dxa" w:w="4320"/>
+          </w:tcPr>
+          <w:p>
+            <w:r/>
+            <w:r>
+              <w:rPr>
+                <w:b w:val="0"/>
+                <w:i w:val="0"/>
+              </w:rPr>
+              <w:t>2</w:t>
+            </w:r>
+          </w:p>
+        </w:tc>
+        <w:tc>
+          <w:tcPr>
+            <w:tcW w:type="dxa" w:w="4320"/>
+          </w:tcPr>
+          <w:p>
+            <w:r/>
+            <w:r>
+              <w:rPr>
+                <w:b w:val="0"/>
+                <w:i w:val="0"/>
+              </w:rPr>
+              <w:t>STORE 6</w:t>
+            </w:r>
+          </w:p>
+        </w:tc>
+      </w:tr>
+      <w:tr>
+        <w:tc>
+          <w:tcPr>
+            <w:tcW w:type="dxa" w:w="4320"/>
+          </w:tcPr>
+          <w:p>
+            <w:r/>
+            <w:r>
+              <w:rPr>
+                <w:b w:val="0"/>
+                <w:i w:val="0"/>
+              </w:rPr>
+              <w:t>3</w:t>
+            </w:r>
+          </w:p>
+        </w:tc>
+        <w:tc>
+          <w:tcPr>
+            <w:tcW w:type="dxa" w:w="4320"/>
+          </w:tcPr>
+          <w:p>
+            <w:r/>
+            <w:r>
+              <w:rPr>
+                <w:b w:val="0"/>
+                <w:i w:val="0"/>
+              </w:rPr>
+              <w:t>HALT</w:t>
+            </w:r>
+          </w:p>
+        </w:tc>
+      </w:tr>
+      <w:tr>
+        <w:tc>
+          <w:tcPr>
+            <w:tcW w:type="dxa" w:w="4320"/>
+          </w:tcPr>
+          <w:p>
+            <w:r/>
+            <w:r>
+              <w:rPr>
+                <w:b w:val="0"/>
+                <w:i w:val="0"/>
+              </w:rPr>
+              <w:t>4</w:t>
+            </w:r>
+          </w:p>
+        </w:tc>
+        <w:tc>
+          <w:tcPr>
+            <w:tcW w:type="dxa" w:w="4320"/>
+          </w:tcPr>
+          <w:p>
+            <w:r/>
+            <w:r>
+              <w:rPr>
+                <w:b w:val="0"/>
+                <w:i w:val="0"/>
+              </w:rPr>
+              <w:t>7</w:t>
+            </w:r>
+          </w:p>
+        </w:tc>
+      </w:tr>
+      <w:tr>
+        <w:tc>
+          <w:tcPr>
+            <w:tcW w:type="dxa" w:w="4320"/>
+          </w:tcPr>
+          <w:p>
+            <w:r/>
+            <w:r>
+              <w:rPr>
+                <w:b w:val="0"/>
+                <w:i w:val="0"/>
+              </w:rPr>
+              <w:t>5</w:t>
+            </w:r>
+          </w:p>
+        </w:tc>
+        <w:tc>
+          <w:tcPr>
+            <w:tcW w:type="dxa" w:w="4320"/>
+          </w:tcPr>
+          <w:p>
+            <w:r/>
+            <w:r>
+              <w:rPr>
+                <w:b w:val="0"/>
+                <w:i w:val="0"/>
+              </w:rPr>
+              <w:t>5</w:t>
+            </w:r>
+          </w:p>
+        </w:tc>
+      </w:tr>
+      <w:tr>
+        <w:tc>
+          <w:tcPr>
+            <w:tcW w:type="dxa" w:w="4320"/>
+          </w:tcPr>
+          <w:p>
+            <w:r/>
+            <w:r>
+              <w:rPr>
+                <w:b w:val="0"/>
+                <w:i w:val="0"/>
+              </w:rPr>
+              <w:t>6</w:t>
+            </w:r>
+          </w:p>
+        </w:tc>
+        <w:tc>
+          <w:tcPr>
+            <w:tcW w:type="dxa" w:w="4320"/>
+          </w:tcPr>
+          <w:p>
+            <w:r/>
+            <w:r>
+              <w:rPr>
+                <w:b w:val="0"/>
+                <w:i w:val="0"/>
+              </w:rPr>
+              <w:t>0</w:t>
+            </w:r>
+          </w:p>
+        </w:tc>
+      </w:tr>
+    </w:tbl>
+    <w:p/>
+    <w:tbl>
+      <w:tblPr>
+        <w:tblStyle w:val="TableGrid"/>
+        <w:tblW w:type="auto" w:w="0"/>
+        <w:tblLook w:firstColumn="1" w:firstRow="1" w:lastColumn="0" w:lastRow="0" w:noHBand="0" w:noVBand="1" w:val="04A0"/>
+      </w:tblPr>
+      <w:tblGrid>
+        <w:gridCol w:w="2160"/>
+        <w:gridCol w:w="2160"/>
+        <w:gridCol w:w="2160"/>
+        <w:gridCol w:w="2160"/>
+      </w:tblGrid>
+      <w:tr>
+        <w:tc>
+          <w:tcPr>
+            <w:tcW w:type="dxa" w:w="2160"/>
+            <w:shd w:fill="D9E2F3"/>
+          </w:tcPr>
+          <w:p>
+            <w:r>
+              <w:rPr>
+                <w:b/>
+              </w:rPr>
+            </w:r>
+            <w:r>
+              <w:rPr>
+                <w:b/>
+                <w:i w:val="0"/>
+              </w:rPr>
+              <w:t>PC</w:t>
+            </w:r>
+          </w:p>
+        </w:tc>
+        <w:tc>
+          <w:tcPr>
+            <w:tcW w:type="dxa" w:w="2160"/>
+            <w:shd w:fill="D9E2F3"/>
+          </w:tcPr>
+          <w:p>
+            <w:r>
+              <w:rPr>
+                <w:b/>
+              </w:rPr>
+            </w:r>
+            <w:r>
+              <w:rPr>
+                <w:b/>
+                <w:i w:val="0"/>
+              </w:rPr>
+              <w:t>CIR</w:t>
+            </w:r>
+          </w:p>
+        </w:tc>
+        <w:tc>
+          <w:tcPr>
+            <w:tcW w:type="dxa" w:w="2160"/>
+            <w:shd w:fill="D9E2F3"/>
+          </w:tcPr>
+          <w:p>
+            <w:r>
+              <w:rPr>
+                <w:b/>
+              </w:rPr>
+            </w:r>
+            <w:r>
+              <w:rPr>
+                <w:b/>
+                <w:i w:val="0"/>
+              </w:rPr>
+              <w:t>ACC</w:t>
+            </w:r>
+          </w:p>
+        </w:tc>
+        <w:tc>
+          <w:tcPr>
+            <w:tcW w:type="dxa" w:w="2160"/>
+            <w:shd w:fill="D9E2F3"/>
+          </w:tcPr>
+          <w:p>
+            <w:r>
+              <w:rPr>
+                <w:b/>
+              </w:rPr>
+            </w:r>
+            <w:r>
+              <w:rPr>
+                <w:b/>
+                <w:i w:val="0"/>
+              </w:rPr>
+              <w:t>Contents of address 6</w:t>
+            </w:r>
+          </w:p>
+        </w:tc>
+      </w:tr>
+      <w:tr>
+        <w:tc>
+          <w:tcPr>
+            <w:tcW w:type="dxa" w:w="2160"/>
+          </w:tcPr>
+          <w:p>
+            <w:r/>
+          </w:p>
+        </w:tc>
+        <w:tc>
+          <w:tcPr>
+            <w:tcW w:type="dxa" w:w="2160"/>
+          </w:tcPr>
+          <w:p>
+            <w:r/>
+          </w:p>
+        </w:tc>
+        <w:tc>
+          <w:tcPr>
+            <w:tcW w:type="dxa" w:w="2160"/>
+          </w:tcPr>
+          <w:p>
+            <w:r/>
+          </w:p>
+        </w:tc>
+        <w:tc>
+          <w:tcPr>
+            <w:tcW w:type="dxa" w:w="2160"/>
+          </w:tcPr>
+          <w:p>
+            <w:r/>
+          </w:p>
+        </w:tc>
+      </w:tr>
+      <w:tr>
+        <w:tc>
+          <w:tcPr>
+            <w:tcW w:type="dxa" w:w="2160"/>
+          </w:tcPr>
+          <w:p>
+            <w:r/>
+          </w:p>
+        </w:tc>
+        <w:tc>
+          <w:tcPr>
+            <w:tcW w:type="dxa" w:w="2160"/>
+          </w:tcPr>
+          <w:p>
+            <w:r/>
+          </w:p>
+        </w:tc>
+        <w:tc>
+          <w:tcPr>
+            <w:tcW w:type="dxa" w:w="2160"/>
+          </w:tcPr>
+          <w:p>
+            <w:r/>
+          </w:p>
+        </w:tc>
+        <w:tc>
+          <w:tcPr>
+            <w:tcW w:type="dxa" w:w="2160"/>
+          </w:tcPr>
+          <w:p>
+            <w:r/>
+          </w:p>
+        </w:tc>
+      </w:tr>
+      <w:tr>
+        <w:tc>
+          <w:tcPr>
+            <w:tcW w:type="dxa" w:w="2160"/>
+          </w:tcPr>
+          <w:p>
+            <w:r/>
+          </w:p>
+        </w:tc>
+        <w:tc>
+          <w:tcPr>
+            <w:tcW w:type="dxa" w:w="2160"/>
+          </w:tcPr>
+          <w:p>
+            <w:r/>
+          </w:p>
+        </w:tc>
+        <w:tc>
+          <w:tcPr>
+            <w:tcW w:type="dxa" w:w="2160"/>
+          </w:tcPr>
+          <w:p>
+            <w:r/>
+          </w:p>
+        </w:tc>
+        <w:tc>
+          <w:tcPr>
+            <w:tcW w:type="dxa" w:w="2160"/>
+          </w:tcPr>
+          <w:p>
+            <w:r/>
+          </w:p>
+        </w:tc>
+      </w:tr>
+    </w:tbl>
+    <w:p/>
+    <w:p>
+      <w:r>
+        <w:rPr>
+          <w:b/>
+          <w:i w:val="0"/>
+        </w:rPr>
+        <w:t>4.</w:t>
+      </w:r>
+      <w:r>
+        <w:rPr>
+          <w:b w:val="0"/>
+          <w:i w:val="0"/>
+        </w:rPr>
+        <w:t xml:space="preserve"> Complete the passage about processor performance using words from the word bank. Not all words are used. </w:t>
       </w:r>
       <w:r>
         <w:rPr>
@@ -341,52 +1404,14 @@
         <w:t>(AO1)</w:t>
       </w:r>
     </w:p>
-    <w:tbl>
-      <w:tblPr>
-        <w:tblStyle w:val="TableGrid"/>
-        <w:tblW w:type="auto" w:w="0"/>
-        <w:tblLook w:firstColumn="1" w:firstRow="1" w:lastColumn="0" w:lastRow="0" w:noHBand="0" w:noVBand="1" w:val="04A0"/>
-      </w:tblPr>
-      <w:tblGrid>
-        <w:gridCol w:w="8640"/>
-      </w:tblGrid>
-      <w:tr>
-        <w:trPr>
-          <w:trHeight w:val="1360" w:hRule="atLeast"/>
-        </w:trPr>
-        <w:tc>
-          <w:tcPr>
-            <w:tcW w:type="dxa" w:w="8640"/>
-          </w:tcPr>
-          <w:p>
-            <w:pPr>
-              <w:spacing w:before="40"/>
-            </w:pPr>
-          </w:p>
-        </w:tc>
-      </w:tr>
-    </w:tbl>
-    <w:p/>
     <w:p>
-      <w:pPr>
-        <w:pBdr>
-          <w:bottom w:val="single" w:sz="6" w:space="1" w:color="AAAAAA"/>
-        </w:pBdr>
-      </w:pPr>
-    </w:p>
-    <w:p>
-      <w:pPr>
-        <w:pBdr>
-          <w:bottom w:val="single" w:sz="6" w:space="1" w:color="AAAAAA"/>
-        </w:pBdr>
-      </w:pPr>
-    </w:p>
-    <w:p>
-      <w:pPr>
-        <w:pBdr>
-          <w:bottom w:val="single" w:sz="6" w:space="1" w:color="AAAAAA"/>
-        </w:pBdr>
-      </w:pPr>
+      <w:r>
+        <w:rPr>
+          <w:b w:val="0"/>
+          <w:i w:val="0"/>
+        </w:rPr>
+        <w:t>Several factors affect the performance of a processor. Increasing the (a) __________ speed increases the number of fetch–decode–execute cycles completed each second. (b) __________ is a small amount of very fast memory built into or close to the CPU; it holds frequently used instructions and data so the processor makes fewer slow accesses to (c) __________. With (d) __________, the processor overlaps the stages of the cycle: while one instruction is being (e) __________, the next is being decoded and a third is being fetched. A processor with more than one (f) __________ can carry out several instructions truly in parallel.</w:t>
+      </w:r>
     </w:p>
     <w:p>
       <w:r>
@@ -394,51 +1419,74 @@
           <w:b/>
           <w:i w:val="0"/>
         </w:rPr>
-        <w:t>4.</w:t>
+        <w:t>Word bank:</w:t>
       </w:r>
       <w:r>
         <w:rPr>
           <w:b w:val="0"/>
           <w:i w:val="0"/>
         </w:rPr>
-        <w:t xml:space="preserve"> A processor has a </w:t>
+        <w:t xml:space="preserve"> cache, clock, core, executed, interrupt, pipelining, RAM, register, ROM</w:t>
+      </w:r>
+    </w:p>
+    <w:p>
+      <w:r>
+        <w:rPr>
+          <w:b/>
+          <w:i w:val="0"/>
+        </w:rPr>
+        <w:t>5.</w:t>
+      </w:r>
+      <w:r>
+        <w:rPr>
+          <w:b w:val="0"/>
+          <w:i w:val="0"/>
+        </w:rPr>
+        <w:t xml:space="preserve"> A processor in an embedded system has a </w:t>
       </w:r>
       <w:r>
         <w:rPr>
           <w:b/>
           <w:i w:val="0"/>
         </w:rPr>
-        <w:t>data bus</w:t>
+        <w:t>16-bit address bus</w:t>
       </w:r>
       <w:r>
         <w:rPr>
           <w:b w:val="0"/>
           <w:i w:val="0"/>
         </w:rPr>
-        <w:t xml:space="preserve"> that is 32 bits wide and an </w:t>
+        <w:t xml:space="preserve"> and an </w:t>
       </w:r>
       <w:r>
         <w:rPr>
           <w:b/>
           <w:i w:val="0"/>
         </w:rPr>
-        <w:t>address bus</w:t>
+        <w:t>8-bit data bus</w:t>
       </w:r>
       <w:r>
         <w:rPr>
           <w:b w:val="0"/>
           <w:i w:val="0"/>
         </w:rPr>
-        <w:t xml:space="preserve"> that is 20 bits wide.</w:t>
+        <w:t>.</w:t>
       </w:r>
     </w:p>
     <w:p>
       <w:r>
         <w:rPr>
+          <w:b/>
+          <w:i w:val="0"/>
+        </w:rPr>
+        <w:t>(a)</w:t>
+      </w:r>
+      <w:r>
+        <w:rPr>
           <w:b w:val="0"/>
           <w:i w:val="0"/>
         </w:rPr>
-        <w:t xml:space="preserve">(a) Calculate the maximum number of memory locations that can be addressed. </w:t>
+        <w:t xml:space="preserve"> Calculate the maximum number of memory locations that can be directly addressed. Show your working. </w:t>
       </w:r>
       <w:r>
         <w:rPr>
@@ -489,19 +1537,19 @@
     </w:tbl>
     <w:p/>
     <w:p>
-      <w:pPr>
-        <w:pBdr>
-          <w:bottom w:val="single" w:sz="6" w:space="1" w:color="AAAAAA"/>
-        </w:pBdr>
-      </w:pPr>
-    </w:p>
-    <w:p>
+      <w:r>
+        <w:rPr>
+          <w:b/>
+          <w:i w:val="0"/>
+        </w:rPr>
+        <w:t>(b)</w:t>
+      </w:r>
       <w:r>
         <w:rPr>
           <w:b w:val="0"/>
           <w:i w:val="0"/>
         </w:rPr>
-        <w:t xml:space="preserve">(b) State </w:t>
+        <w:t xml:space="preserve"> State </w:t>
       </w:r>
       <w:r>
         <w:rPr>
@@ -515,21 +1563,7 @@
           <w:b w:val="0"/>
           <w:i w:val="0"/>
         </w:rPr>
-        <w:t xml:space="preserve"> effect of widening the </w:t>
-      </w:r>
-      <w:r>
-        <w:rPr>
-          <w:b/>
-          <w:i w:val="0"/>
-        </w:rPr>
-        <w:t>data bus</w:t>
-      </w:r>
-      <w:r>
-        <w:rPr>
-          <w:b w:val="0"/>
-          <w:i w:val="0"/>
-        </w:rPr>
-        <w:t xml:space="preserve"> on the performance of the processor. </w:t>
+        <w:t xml:space="preserve"> effect on the performance of the processor of widening the data bus to 16 bits. </w:t>
       </w:r>
       <w:r>
         <w:rPr>
@@ -581,209 +1615,6 @@
     <w:p/>
     <w:p>
       <w:pPr>
-        <w:pBdr>
-          <w:bottom w:val="single" w:sz="6" w:space="1" w:color="AAAAAA"/>
-        </w:pBdr>
-      </w:pPr>
-    </w:p>
-    <w:p>
-      <w:r>
-        <w:rPr>
-          <w:b/>
-          <w:i w:val="0"/>
-        </w:rPr>
-        <w:t>5.</w:t>
-      </w:r>
-      <w:r>
-        <w:rPr>
-          <w:b w:val="0"/>
-          <w:i w:val="0"/>
-        </w:rPr>
-        <w:t xml:space="preserve"> Explain how adding more </w:t>
-      </w:r>
-      <w:r>
-        <w:rPr>
-          <w:b/>
-          <w:i w:val="0"/>
-        </w:rPr>
-        <w:t>cores</w:t>
-      </w:r>
-      <w:r>
-        <w:rPr>
-          <w:b w:val="0"/>
-          <w:i w:val="0"/>
-        </w:rPr>
-        <w:t xml:space="preserve"> to a processor can improve performance, and state the </w:t>
-      </w:r>
-      <w:r>
-        <w:rPr>
-          <w:b/>
-          <w:i w:val="0"/>
-        </w:rPr>
-        <w:t>condition</w:t>
-      </w:r>
-      <w:r>
-        <w:rPr>
-          <w:b w:val="0"/>
-          <w:i w:val="0"/>
-        </w:rPr>
-        <w:t xml:space="preserve"> that must be met for the benefit to be realised. </w:t>
-      </w:r>
-      <w:r>
-        <w:rPr>
-          <w:b/>
-          <w:i w:val="0"/>
-        </w:rPr>
-        <w:t>[2]</w:t>
-      </w:r>
-      <w:r>
-        <w:rPr>
-          <w:b w:val="0"/>
-          <w:i w:val="0"/>
-        </w:rPr>
-        <w:t xml:space="preserve"> </w:t>
-      </w:r>
-      <w:r>
-        <w:rPr>
-          <w:b w:val="0"/>
-          <w:i/>
-        </w:rPr>
-        <w:t>(AO1)</w:t>
-      </w:r>
-    </w:p>
-    <w:tbl>
-      <w:tblPr>
-        <w:tblStyle w:val="TableGrid"/>
-        <w:tblW w:type="auto" w:w="0"/>
-        <w:tblLook w:firstColumn="1" w:firstRow="1" w:lastColumn="0" w:lastRow="0" w:noHBand="0" w:noVBand="1" w:val="04A0"/>
-      </w:tblPr>
-      <w:tblGrid>
-        <w:gridCol w:w="8640"/>
-      </w:tblGrid>
-      <w:tr>
-        <w:trPr>
-          <w:trHeight w:val="1020" w:hRule="atLeast"/>
-        </w:trPr>
-        <w:tc>
-          <w:tcPr>
-            <w:tcW w:type="dxa" w:w="8640"/>
-          </w:tcPr>
-          <w:p>
-            <w:pPr>
-              <w:spacing w:before="40"/>
-            </w:pPr>
-          </w:p>
-        </w:tc>
-      </w:tr>
-    </w:tbl>
-    <w:p/>
-    <w:p>
-      <w:pPr>
-        <w:pBdr>
-          <w:bottom w:val="single" w:sz="6" w:space="1" w:color="AAAAAA"/>
-        </w:pBdr>
-      </w:pPr>
-    </w:p>
-    <w:p>
-      <w:pPr>
-        <w:pBdr>
-          <w:bottom w:val="single" w:sz="6" w:space="1" w:color="AAAAAA"/>
-        </w:pBdr>
-      </w:pPr>
-    </w:p>
-    <w:p>
-      <w:r>
-        <w:rPr>
-          <w:b/>
-          <w:i w:val="0"/>
-        </w:rPr>
-        <w:t>6.</w:t>
-      </w:r>
-      <w:r>
-        <w:rPr>
-          <w:b w:val="0"/>
-          <w:i w:val="0"/>
-        </w:rPr>
-        <w:t xml:space="preserve"> During the </w:t>
-      </w:r>
-      <w:r>
-        <w:rPr>
-          <w:b/>
-          <w:i w:val="0"/>
-        </w:rPr>
-        <w:t>decode</w:t>
-      </w:r>
-      <w:r>
-        <w:rPr>
-          <w:b w:val="0"/>
-          <w:i w:val="0"/>
-        </w:rPr>
-        <w:t xml:space="preserve"> stage, the Control Unit splits the contents of the CIR into two parts. Name both parts and state what each one represents. </w:t>
-      </w:r>
-      <w:r>
-        <w:rPr>
-          <w:b/>
-          <w:i w:val="0"/>
-        </w:rPr>
-        <w:t>[2]</w:t>
-      </w:r>
-      <w:r>
-        <w:rPr>
-          <w:b w:val="0"/>
-          <w:i w:val="0"/>
-        </w:rPr>
-        <w:t xml:space="preserve"> </w:t>
-      </w:r>
-      <w:r>
-        <w:rPr>
-          <w:b w:val="0"/>
-          <w:i/>
-        </w:rPr>
-        <w:t>(AO1)</w:t>
-      </w:r>
-    </w:p>
-    <w:tbl>
-      <w:tblPr>
-        <w:tblStyle w:val="TableGrid"/>
-        <w:tblW w:type="auto" w:w="0"/>
-        <w:tblLook w:firstColumn="1" w:firstRow="1" w:lastColumn="0" w:lastRow="0" w:noHBand="0" w:noVBand="1" w:val="04A0"/>
-      </w:tblPr>
-      <w:tblGrid>
-        <w:gridCol w:w="8640"/>
-      </w:tblGrid>
-      <w:tr>
-        <w:trPr>
-          <w:trHeight w:val="1020" w:hRule="atLeast"/>
-        </w:trPr>
-        <w:tc>
-          <w:tcPr>
-            <w:tcW w:type="dxa" w:w="8640"/>
-          </w:tcPr>
-          <w:p>
-            <w:pPr>
-              <w:spacing w:before="40"/>
-            </w:pPr>
-          </w:p>
-        </w:tc>
-      </w:tr>
-    </w:tbl>
-    <w:p/>
-    <w:p>
-      <w:pPr>
-        <w:pBdr>
-          <w:bottom w:val="single" w:sz="6" w:space="1" w:color="AAAAAA"/>
-        </w:pBdr>
-      </w:pPr>
-    </w:p>
-    <w:p>
-      <w:pPr>
-        <w:pBdr>
-          <w:bottom w:val="single" w:sz="6" w:space="1" w:color="AAAAAA"/>
-        </w:pBdr>
-      </w:pPr>
-    </w:p>
-    <w:p>
-      <w:pPr>
         <w:pStyle w:val="Heading2"/>
       </w:pPr>
       <w:r>
@@ -800,42 +1631,28 @@
           <w:b/>
           <w:i w:val="0"/>
         </w:rPr>
-        <w:t>7.</w:t>
+        <w:t>6.</w:t>
       </w:r>
       <w:r>
         <w:rPr>
           <w:b w:val="0"/>
           <w:i w:val="0"/>
         </w:rPr>
-        <w:t xml:space="preserve"> State the direction (</w:t>
+        <w:t xml:space="preserve"> Match each bus to its description by writing the correct </w:t>
       </w:r>
       <w:r>
         <w:rPr>
           <w:b/>
           <w:i w:val="0"/>
         </w:rPr>
-        <w:t>unidirectional</w:t>
+        <w:t>letter</w:t>
       </w:r>
       <w:r>
         <w:rPr>
           <w:b w:val="0"/>
           <w:i w:val="0"/>
         </w:rPr>
-        <w:t xml:space="preserve"> or </w:t>
-      </w:r>
-      <w:r>
-        <w:rPr>
-          <w:b/>
-          <w:i w:val="0"/>
-        </w:rPr>
-        <w:t>bidirectional</w:t>
-      </w:r>
-      <w:r>
-        <w:rPr>
-          <w:b w:val="0"/>
-          <w:i w:val="0"/>
-        </w:rPr>
-        <w:t xml:space="preserve">) and the contents carried by each of the following buses. </w:t>
+        <w:t xml:space="preserve"> in the Match column. Two descriptions are not needed. </w:t>
       </w:r>
       <w:r>
         <w:rPr>
@@ -843,6 +1660,20 @@
           <w:i w:val="0"/>
         </w:rPr>
         <w:t>[3]</w:t>
+      </w:r>
+      <w:r>
+        <w:rPr>
+          <w:b w:val="0"/>
+          <w:i w:val="0"/>
+        </w:rPr>
+        <w:t xml:space="preserve"> </w:t>
+      </w:r>
+      <w:r>
+        <w:rPr>
+          <w:b w:val="0"/>
+          <w:i/>
+        </w:rPr>
+        <w:t>(1.1.1)</w:t>
       </w:r>
     </w:p>
     <w:tbl>
@@ -852,68 +1683,349 @@
         <w:tblLook w:firstColumn="1" w:firstRow="1" w:lastColumn="0" w:lastRow="0" w:noHBand="0" w:noVBand="1" w:val="04A0"/>
       </w:tblPr>
       <w:tblGrid>
-        <w:gridCol w:w="8640"/>
+        <w:gridCol w:w="4320"/>
+        <w:gridCol w:w="4320"/>
       </w:tblGrid>
       <w:tr>
-        <w:trPr>
-          <w:trHeight w:val="1360" w:hRule="atLeast"/>
-        </w:trPr>
         <w:tc>
           <w:tcPr>
-            <w:tcW w:type="dxa" w:w="8640"/>
+            <w:tcW w:type="dxa" w:w="4320"/>
+            <w:shd w:fill="D9E2F3"/>
           </w:tcPr>
           <w:p>
-            <w:pPr>
-              <w:spacing w:before="40"/>
-            </w:pPr>
+            <w:r>
+              <w:rPr>
+                <w:b/>
+              </w:rPr>
+            </w:r>
+            <w:r>
+              <w:rPr>
+                <w:b/>
+                <w:i w:val="0"/>
+              </w:rPr>
+              <w:t>Bus</w:t>
+            </w:r>
+          </w:p>
+        </w:tc>
+        <w:tc>
+          <w:tcPr>
+            <w:tcW w:type="dxa" w:w="4320"/>
+            <w:shd w:fill="D9E2F3"/>
+          </w:tcPr>
+          <w:p>
+            <w:r>
+              <w:rPr>
+                <w:b/>
+              </w:rPr>
+            </w:r>
+            <w:r>
+              <w:rPr>
+                <w:b/>
+                <w:i w:val="0"/>
+              </w:rPr>
+              <w:t>Match</w:t>
+            </w:r>
+          </w:p>
+        </w:tc>
+      </w:tr>
+      <w:tr>
+        <w:tc>
+          <w:tcPr>
+            <w:tcW w:type="dxa" w:w="4320"/>
+          </w:tcPr>
+          <w:p>
+            <w:r/>
+            <w:r>
+              <w:rPr>
+                <w:b w:val="0"/>
+                <w:i w:val="0"/>
+              </w:rPr>
+              <w:t>Address bus</w:t>
+            </w:r>
+          </w:p>
+        </w:tc>
+        <w:tc>
+          <w:tcPr>
+            <w:tcW w:type="dxa" w:w="4320"/>
+          </w:tcPr>
+          <w:p>
+            <w:r/>
+          </w:p>
+        </w:tc>
+      </w:tr>
+      <w:tr>
+        <w:tc>
+          <w:tcPr>
+            <w:tcW w:type="dxa" w:w="4320"/>
+          </w:tcPr>
+          <w:p>
+            <w:r/>
+            <w:r>
+              <w:rPr>
+                <w:b w:val="0"/>
+                <w:i w:val="0"/>
+              </w:rPr>
+              <w:t>Data bus</w:t>
+            </w:r>
+          </w:p>
+        </w:tc>
+        <w:tc>
+          <w:tcPr>
+            <w:tcW w:type="dxa" w:w="4320"/>
+          </w:tcPr>
+          <w:p>
+            <w:r/>
+          </w:p>
+        </w:tc>
+      </w:tr>
+      <w:tr>
+        <w:tc>
+          <w:tcPr>
+            <w:tcW w:type="dxa" w:w="4320"/>
+          </w:tcPr>
+          <w:p>
+            <w:r/>
+            <w:r>
+              <w:rPr>
+                <w:b w:val="0"/>
+                <w:i w:val="0"/>
+              </w:rPr>
+              <w:t>Control bus</w:t>
+            </w:r>
+          </w:p>
+        </w:tc>
+        <w:tc>
+          <w:tcPr>
+            <w:tcW w:type="dxa" w:w="4320"/>
+          </w:tcPr>
+          <w:p>
+            <w:r/>
+          </w:p>
+        </w:tc>
+      </w:tr>
+    </w:tbl>
+    <w:p/>
+    <w:tbl>
+      <w:tblPr>
+        <w:tblStyle w:val="TableGrid"/>
+        <w:tblW w:type="auto" w:w="0"/>
+        <w:tblLook w:firstColumn="1" w:firstRow="1" w:lastColumn="0" w:lastRow="0" w:noHBand="0" w:noVBand="1" w:val="04A0"/>
+      </w:tblPr>
+      <w:tblGrid>
+        <w:gridCol w:w="4320"/>
+        <w:gridCol w:w="4320"/>
+      </w:tblGrid>
+      <w:tr>
+        <w:tc>
+          <w:tcPr>
+            <w:tcW w:type="dxa" w:w="4320"/>
+            <w:shd w:fill="D9E2F3"/>
+          </w:tcPr>
+          <w:p>
+            <w:r>
+              <w:rPr>
+                <w:b/>
+              </w:rPr>
+            </w:r>
+            <w:r>
+              <w:rPr>
+                <w:b/>
+                <w:i w:val="0"/>
+              </w:rPr>
+              <w:t>Letter</w:t>
+            </w:r>
+          </w:p>
+        </w:tc>
+        <w:tc>
+          <w:tcPr>
+            <w:tcW w:type="dxa" w:w="4320"/>
+            <w:shd w:fill="D9E2F3"/>
+          </w:tcPr>
+          <w:p>
+            <w:r>
+              <w:rPr>
+                <w:b/>
+              </w:rPr>
+            </w:r>
+            <w:r>
+              <w:rPr>
+                <w:b/>
+                <w:i w:val="0"/>
+              </w:rPr>
+              <w:t>Description</w:t>
+            </w:r>
+          </w:p>
+        </w:tc>
+      </w:tr>
+      <w:tr>
+        <w:tc>
+          <w:tcPr>
+            <w:tcW w:type="dxa" w:w="4320"/>
+          </w:tcPr>
+          <w:p>
+            <w:r/>
+            <w:r>
+              <w:rPr>
+                <w:b w:val="0"/>
+                <w:i w:val="0"/>
+              </w:rPr>
+              <w:t>A</w:t>
+            </w:r>
+          </w:p>
+        </w:tc>
+        <w:tc>
+          <w:tcPr>
+            <w:tcW w:type="dxa" w:w="4320"/>
+          </w:tcPr>
+          <w:p>
+            <w:r/>
+            <w:r>
+              <w:rPr>
+                <w:b w:val="0"/>
+                <w:i w:val="0"/>
+              </w:rPr>
+              <w:t>Bidirectional; carries data and instructions between the CPU and memory</w:t>
+            </w:r>
+          </w:p>
+        </w:tc>
+      </w:tr>
+      <w:tr>
+        <w:tc>
+          <w:tcPr>
+            <w:tcW w:type="dxa" w:w="4320"/>
+          </w:tcPr>
+          <w:p>
+            <w:r/>
+            <w:r>
+              <w:rPr>
+                <w:b w:val="0"/>
+                <w:i w:val="0"/>
+              </w:rPr>
+              <w:t>B</w:t>
+            </w:r>
+          </w:p>
+        </w:tc>
+        <w:tc>
+          <w:tcPr>
+            <w:tcW w:type="dxa" w:w="4320"/>
+          </w:tcPr>
+          <w:p>
+            <w:r/>
+            <w:r>
+              <w:rPr>
+                <w:b w:val="0"/>
+                <w:i w:val="0"/>
+              </w:rPr>
+              <w:t>Unidirectional; carries the address of the memory location to be accessed, from the CPU to memory</w:t>
+            </w:r>
+          </w:p>
+        </w:tc>
+      </w:tr>
+      <w:tr>
+        <w:tc>
+          <w:tcPr>
+            <w:tcW w:type="dxa" w:w="4320"/>
+          </w:tcPr>
+          <w:p>
+            <w:r/>
+            <w:r>
+              <w:rPr>
+                <w:b w:val="0"/>
+                <w:i w:val="0"/>
+              </w:rPr>
+              <w:t>C</w:t>
+            </w:r>
+          </w:p>
+        </w:tc>
+        <w:tc>
+          <w:tcPr>
+            <w:tcW w:type="dxa" w:w="4320"/>
+          </w:tcPr>
+          <w:p>
+            <w:r/>
+            <w:r>
+              <w:rPr>
+                <w:b w:val="0"/>
+                <w:i w:val="0"/>
+              </w:rPr>
+              <w:t>Bidirectional; carries signals such as read/write, clock and interrupt</w:t>
+            </w:r>
+          </w:p>
+        </w:tc>
+      </w:tr>
+      <w:tr>
+        <w:tc>
+          <w:tcPr>
+            <w:tcW w:type="dxa" w:w="4320"/>
+          </w:tcPr>
+          <w:p>
+            <w:r/>
+            <w:r>
+              <w:rPr>
+                <w:b w:val="0"/>
+                <w:i w:val="0"/>
+              </w:rPr>
+              <w:t>D</w:t>
+            </w:r>
+          </w:p>
+        </w:tc>
+        <w:tc>
+          <w:tcPr>
+            <w:tcW w:type="dxa" w:w="4320"/>
+          </w:tcPr>
+          <w:p>
+            <w:r/>
+            <w:r>
+              <w:rPr>
+                <w:b w:val="0"/>
+                <w:i w:val="0"/>
+              </w:rPr>
+              <w:t>Unidirectional; carries the results of calculations back to the ACC</w:t>
+            </w:r>
+          </w:p>
+        </w:tc>
+      </w:tr>
+      <w:tr>
+        <w:tc>
+          <w:tcPr>
+            <w:tcW w:type="dxa" w:w="4320"/>
+          </w:tcPr>
+          <w:p>
+            <w:r/>
+            <w:r>
+              <w:rPr>
+                <w:b w:val="0"/>
+                <w:i w:val="0"/>
+              </w:rPr>
+              <w:t>E</w:t>
+            </w:r>
+          </w:p>
+        </w:tc>
+        <w:tc>
+          <w:tcPr>
+            <w:tcW w:type="dxa" w:w="4320"/>
+          </w:tcPr>
+          <w:p>
+            <w:r/>
+            <w:r>
+              <w:rPr>
+                <w:b w:val="0"/>
+                <w:i w:val="0"/>
+              </w:rPr>
+              <w:t>Bidirectional; carries the address of the next instruction from memory to the CPU</w:t>
+            </w:r>
           </w:p>
         </w:tc>
       </w:tr>
     </w:tbl>
     <w:p/>
     <w:p>
-      <w:pPr>
-        <w:pStyle w:val="ListBullet"/>
-      </w:pPr>
-      <w:r>
-        <w:rPr>
-          <w:b w:val="0"/>
-          <w:i w:val="0"/>
-        </w:rPr>
-        <w:t>Address bus: ________________________</w:t>
-      </w:r>
-    </w:p>
-    <w:p>
-      <w:pPr>
-        <w:pStyle w:val="ListBullet"/>
-      </w:pPr>
-      <w:r>
-        <w:rPr>
-          <w:b w:val="0"/>
-          <w:i w:val="0"/>
-        </w:rPr>
-        <w:t>Data bus: ________________________</w:t>
-      </w:r>
-    </w:p>
-    <w:p>
-      <w:pPr>
-        <w:pStyle w:val="ListBullet"/>
-      </w:pPr>
-      <w:r>
-        <w:rPr>
-          <w:b w:val="0"/>
-          <w:i w:val="0"/>
-        </w:rPr>
-        <w:t>Control bus: ________________________</w:t>
-      </w:r>
-    </w:p>
-    <w:p>
       <w:r>
         <w:rPr>
           <w:b/>
           <w:i w:val="0"/>
         </w:rPr>
-        <w:t>8.</w:t>
+        <w:t>7.</w:t>
       </w:r>
       <w:r>
         <w:rPr>
@@ -957,6 +2069,20 @@
         </w:rPr>
         <w:t>[2]</w:t>
       </w:r>
+      <w:r>
+        <w:rPr>
+          <w:b w:val="0"/>
+          <w:i w:val="0"/>
+        </w:rPr>
+        <w:t xml:space="preserve"> </w:t>
+      </w:r>
+      <w:r>
+        <w:rPr>
+          <w:b w:val="0"/>
+          <w:i/>
+        </w:rPr>
+        <w:t>(1.1.1)</w:t>
+      </w:r>
     </w:p>
     <w:tbl>
       <w:tblPr>
@@ -985,26 +2111,12 @@
     </w:tbl>
     <w:p/>
     <w:p>
-      <w:pPr>
-        <w:pBdr>
-          <w:bottom w:val="single" w:sz="6" w:space="1" w:color="AAAAAA"/>
-        </w:pBdr>
-      </w:pPr>
-    </w:p>
-    <w:p>
-      <w:pPr>
-        <w:pBdr>
-          <w:bottom w:val="single" w:sz="6" w:space="1" w:color="AAAAAA"/>
-        </w:pBdr>
-      </w:pPr>
-    </w:p>
-    <w:p>
       <w:r>
         <w:rPr>
           <w:b/>
           <w:i w:val="0"/>
         </w:rPr>
-        <w:t>9.</w:t>
+        <w:t>8.</w:t>
       </w:r>
       <w:r>
         <w:rPr>
@@ -1034,6 +2146,20 @@
         </w:rPr>
         <w:t>[1]</w:t>
       </w:r>
+      <w:r>
+        <w:rPr>
+          <w:b w:val="0"/>
+          <w:i w:val="0"/>
+        </w:rPr>
+        <w:t xml:space="preserve"> </w:t>
+      </w:r>
+      <w:r>
+        <w:rPr>
+          <w:b w:val="0"/>
+          <w:i/>
+        </w:rPr>
+        <w:t>(1.1.1)</w:t>
+      </w:r>
     </w:p>
     <w:tbl>
       <w:tblPr>
@@ -1061,13 +2187,6 @@
       </w:tr>
     </w:tbl>
     <w:p/>
-    <w:p>
-      <w:pPr>
-        <w:pBdr>
-          <w:bottom w:val="single" w:sz="6" w:space="1" w:color="AAAAAA"/>
-        </w:pBdr>
-      </w:pPr>
-    </w:p>
     <w:p>
       <w:pPr>
         <w:pBdr>
